--- a/教師樣板.docx
+++ b/教師樣板.docx
@@ -81,7 +81,7 @@
                 <w:szCs w:val="36"/>
                 <w:lang w:eastAsia="zh-TW"/>
               </w:rPr>
-              <w:t>4</w:t>
+              <w:t>5</w:t>
             </w:r>
             <w:r>
               <w:rPr>
@@ -470,7 +470,16 @@
                 <w:color w:val="000000"/>
                 <w:lang w:eastAsia="zh-TW"/>
               </w:rPr>
-              <w:t>{{TOTAL}}</w:t>
+              <w:t>{{TOTAL</w:t>
+            </w:r>
+            <w:proofErr w:type="gramStart"/>
+            <w:r>
+              <w:rPr>
+                <w:rFonts w:ascii="標楷體" w:eastAsia="標楷體" w:hAnsi="標楷體" w:cs="Times New Roman"/>
+                <w:color w:val="000000"/>
+                <w:lang w:eastAsia="zh-TW"/>
+              </w:rPr>
+              <w:t>}}</w:t>
             </w:r>
             <w:r>
               <w:rPr>
@@ -486,6 +495,7 @@
               </w:rPr>
               <w:t>小</w:t>
             </w:r>
+            <w:proofErr w:type="gramEnd"/>
             <w:r>
               <w:rPr>
                 <w:rFonts w:ascii="標楷體" w:eastAsia="標楷體" w:hAnsi="標楷體" w:cs="SimSun"/>
@@ -3380,7 +3390,31 @@
                 <w:szCs w:val="26"/>
                 <w:lang w:eastAsia="zh-TW"/>
               </w:rPr>
-              <w:t>0—12</w:t>
+              <w:t>0</w:t>
+            </w:r>
+            <w:proofErr w:type="gramStart"/>
+            <w:r>
+              <w:rPr>
+                <w:rFonts w:ascii="標楷體" w:eastAsia="標楷體" w:hAnsi="標楷體" w:cs="Times New Roman"/>
+                <w:color w:val="000000"/>
+                <w:spacing w:val="-11"/>
+                <w:sz w:val="26"/>
+                <w:szCs w:val="26"/>
+                <w:lang w:eastAsia="zh-TW"/>
+              </w:rPr>
+              <w:t>—</w:t>
+            </w:r>
+            <w:proofErr w:type="gramEnd"/>
+            <w:r>
+              <w:rPr>
+                <w:rFonts w:ascii="標楷體" w:eastAsia="標楷體" w:hAnsi="標楷體" w:cs="Times New Roman"/>
+                <w:color w:val="000000"/>
+                <w:spacing w:val="-11"/>
+                <w:sz w:val="26"/>
+                <w:szCs w:val="26"/>
+                <w:lang w:eastAsia="zh-TW"/>
+              </w:rPr>
+              <w:t>12</w:t>
             </w:r>
             <w:r>
               <w:rPr>
@@ -3506,7 +3540,31 @@
                 <w:szCs w:val="26"/>
                 <w:lang w:eastAsia="zh-TW"/>
               </w:rPr>
-              <w:t>30—12</w:t>
+              <w:t>30</w:t>
+            </w:r>
+            <w:proofErr w:type="gramStart"/>
+            <w:r>
+              <w:rPr>
+                <w:rFonts w:ascii="標楷體" w:eastAsia="標楷體" w:hAnsi="標楷體" w:cs="Times New Roman"/>
+                <w:color w:val="000000"/>
+                <w:spacing w:val="-11"/>
+                <w:sz w:val="26"/>
+                <w:szCs w:val="26"/>
+                <w:lang w:eastAsia="zh-TW"/>
+              </w:rPr>
+              <w:t>—</w:t>
+            </w:r>
+            <w:proofErr w:type="gramEnd"/>
+            <w:r>
+              <w:rPr>
+                <w:rFonts w:ascii="標楷體" w:eastAsia="標楷體" w:hAnsi="標楷體" w:cs="Times New Roman"/>
+                <w:color w:val="000000"/>
+                <w:spacing w:val="-11"/>
+                <w:sz w:val="26"/>
+                <w:szCs w:val="26"/>
+                <w:lang w:eastAsia="zh-TW"/>
+              </w:rPr>
+              <w:t>12</w:t>
             </w:r>
             <w:r>
               <w:rPr>
@@ -4650,7 +4708,31 @@
                 <w:szCs w:val="26"/>
                 <w:lang w:eastAsia="zh-TW"/>
               </w:rPr>
-              <w:t>0—1</w:t>
+              <w:t>0</w:t>
+            </w:r>
+            <w:proofErr w:type="gramStart"/>
+            <w:r>
+              <w:rPr>
+                <w:rFonts w:ascii="標楷體" w:eastAsia="標楷體" w:hAnsi="標楷體" w:cs="Times New Roman"/>
+                <w:color w:val="000000"/>
+                <w:spacing w:val="-11"/>
+                <w:sz w:val="26"/>
+                <w:szCs w:val="26"/>
+                <w:lang w:eastAsia="zh-TW"/>
+              </w:rPr>
+              <w:t>—</w:t>
+            </w:r>
+            <w:proofErr w:type="gramEnd"/>
+            <w:r>
+              <w:rPr>
+                <w:rFonts w:ascii="標楷體" w:eastAsia="標楷體" w:hAnsi="標楷體" w:cs="Times New Roman"/>
+                <w:color w:val="000000"/>
+                <w:spacing w:val="-11"/>
+                <w:sz w:val="26"/>
+                <w:szCs w:val="26"/>
+                <w:lang w:eastAsia="zh-TW"/>
+              </w:rPr>
+              <w:t>1</w:t>
             </w:r>
             <w:r>
               <w:rPr>
@@ -5784,6 +5866,7 @@
               </w:rPr>
               <w:t xml:space="preserve"> </w:t>
             </w:r>
+            <w:proofErr w:type="gramStart"/>
             <w:r>
               <w:rPr>
                 <w:rFonts w:ascii="標楷體" w:eastAsia="標楷體" w:hAnsi="標楷體" w:cs="SimSun"/>
@@ -5795,6 +5878,7 @@
               </w:rPr>
               <w:t>註</w:t>
             </w:r>
+            <w:proofErr w:type="gramEnd"/>
           </w:p>
         </w:tc>
         <w:tc>
